--- a/Publisher_Ready_Curriculum/02_Chemistry_East_Meadow_Refactor/01_Safety_and_Measurement/03_Significant_Figures_and_Scientific_Notation/Teacher_Guide.docx
+++ b/Publisher_Ready_Curriculum/02_Chemistry_East_Meadow_Refactor/01_Safety_and_Measurement/03_Significant_Figures_and_Scientific_Notation/Teacher_Guide.docx
@@ -2506,7 +2506,7 @@
           <w:i/>
           <w:iCs/>
         </w:rPr>
-        <w:t xml:space="preserve">(b) Write 6,420,000 in scientific notation.</w:t>
+        <w:t xml:space="preserve">(b) Write 48,500,000 in scientific notation.</w:t>
       </w:r>
       <w:r>
         <w:t xml:space="preserve"> </w:t>
